--- a/docs/pl/rrepest.docx
+++ b/docs/pl/rrepest.docx
@@ -39,7 +39,7 @@
             <w:pStyle w:val="TOCHeading"/>
           </w:pPr>
           <w:r>
-            <w:t xml:space="preserve">Table of contents</w:t>
+            <w:t xml:space="preserve">Spis treści</w:t>
           </w:r>
         </w:p>
         <w:p>
@@ -4352,7 +4352,7 @@
               <w:t xml:space="preserve"> </w:t>
             </w:r>
             <w:r>
-              <w:t xml:space="preserve">Important</w:t>
+              <w:t xml:space="preserve">Ważne</w:t>
             </w:r>
           </w:p>
         </w:tc>
@@ -11874,7 +11874,7 @@
               <w:t xml:space="preserve"> </w:t>
             </w:r>
             <w:r>
-              <w:t xml:space="preserve">Important</w:t>
+              <w:t xml:space="preserve">Ważne</w:t>
             </w:r>
           </w:p>
         </w:tc>
@@ -13467,7 +13467,7 @@
               <w:t xml:space="preserve"> </w:t>
             </w:r>
             <w:r>
-              <w:t xml:space="preserve">Important</w:t>
+              <w:t xml:space="preserve">Ważne</w:t>
             </w:r>
           </w:p>
         </w:tc>
@@ -18768,7 +18768,7 @@
               <w:t xml:space="preserve"> </w:t>
             </w:r>
             <w:r>
-              <w:t xml:space="preserve">Important</w:t>
+              <w:t xml:space="preserve">Ważne</w:t>
             </w:r>
           </w:p>
         </w:tc>
@@ -19994,7 +19994,7 @@
               <w:t xml:space="preserve"> </w:t>
             </w:r>
             <w:r>
-              <w:t xml:space="preserve">Important</w:t>
+              <w:t xml:space="preserve">Ważne</w:t>
             </w:r>
           </w:p>
         </w:tc>
@@ -21126,7 +21126,7 @@
               <w:t xml:space="preserve"> </w:t>
             </w:r>
             <w:r>
-              <w:t xml:space="preserve">Important</w:t>
+              <w:t xml:space="preserve">Ważne</w:t>
             </w:r>
           </w:p>
         </w:tc>
@@ -21744,7 +21744,7 @@
               <w:t xml:space="preserve"> </w:t>
             </w:r>
             <w:r>
-              <w:t xml:space="preserve">Important</w:t>
+              <w:t xml:space="preserve">Ważne</w:t>
             </w:r>
           </w:p>
         </w:tc>
@@ -22023,7 +22023,7 @@
               <w:t xml:space="preserve"> </w:t>
             </w:r>
             <w:r>
-              <w:t xml:space="preserve">Important</w:t>
+              <w:t xml:space="preserve">Ważne</w:t>
             </w:r>
           </w:p>
         </w:tc>
@@ -24945,7 +24945,7 @@
               <w:t xml:space="preserve"> </w:t>
             </w:r>
             <w:r>
-              <w:t xml:space="preserve">Important</w:t>
+              <w:t xml:space="preserve">Ważne</w:t>
             </w:r>
           </w:p>
         </w:tc>
@@ -29521,7 +29521,7 @@
         <w:rFonts w:asciiTheme="minorHAnsi" w:cstheme="minorBidi" w:eastAsiaTheme="minorHAnsi" w:hAnsiTheme="minorHAnsi"/>
         <w:sz w:val="24"/>
         <w:szCs w:val="24"/>
-        <w:lang w:bidi="ar-SA" w:eastAsia="en-US" w:val="en-US"/>
+        <w:lang w:bidi="ar-SA" w:eastAsia="en-US" w:val="pl"/>
       </w:rPr>
     </w:rPrDefault>
     <w:pPrDefault>
